--- a/packages/document-engine/templates/1.5_decision_workers_representative.docx
+++ b/packages/document-engine/templates/1.5_decision_workers_representative.docx
@@ -199,7 +199,7 @@
           <w:szCs w:val="20"/>
           <w:lang w:val="ro-RO"/>
         </w:rPr>
-        <w:t>Numirea reprezentanților lucrătorilor</w:t>
+        <w:t>Reprezentanții lucrătorilor</w:t>
       </w:r>
       <w:r>
         <w:rPr>
@@ -306,7 +306,7 @@
           <w:szCs w:val="20"/>
           <w:lang w:val="ro-RO"/>
         </w:rPr>
-        <w:t xml:space="preserve">În sensul legii 319/ 2006, </w:t>
+        <w:t xml:space="preserve">În sensul Legii 319/ 2006, </w:t>
       </w:r>
       <w:r>
         <w:rPr>
@@ -567,7 +567,7 @@
           <w:szCs w:val="20"/>
           <w:lang w:val="ro-RO"/>
         </w:rPr>
-        <w:t xml:space="preserve">2 reprezentanți, în cazul în care </w:t>
+        <w:t xml:space="preserve">doi reprezentanți, în cazul în care </w:t>
       </w:r>
       <w:r>
         <w:rPr>
@@ -788,7 +788,7 @@
           <w:szCs w:val="20"/>
           <w:lang w:val="ro-RO"/>
         </w:rPr>
-        <w:t xml:space="preserve">Reprezentanții lucrătorilor cu răspunderi specifice în domeniul securității și sănătății în muncă </w:t>
+        <w:t xml:space="preserve">reprezentanții lucrătorilor cu răspunderi specifice în domeniul securității și sănătății în muncă </w:t>
       </w:r>
       <w:r>
         <w:rPr>
@@ -1144,7 +1144,7 @@
           <w:szCs w:val="20"/>
           <w:lang w:val="ro-RO"/>
         </w:rPr>
-        <w:t xml:space="preserve"> în cadrul {{client.legalName}}, începând cu data de {{issueDate}}, desemnează în funcția de Reprezentant al lucrătorilor cu răspunderi specifice în domeniul securității și sănătății în muncă pe {{workersRepresentativesLead}}:</w:t>
+        <w:t xml:space="preserve"> în cadrul {{client.legalName}}, începând cu data de {{issueDate}}, desemnează în funcția de reprezentant al lucrătorilor cu răspunderi specifice în domeniul securității și sănătății în muncă pe {{workersRepresentativesLead}}:</w:t>
       </w:r>
     </w:p>
     <w:p>

--- a/packages/document-engine/templates/1.5_decision_workers_representative.docx
+++ b/packages/document-engine/templates/1.5_decision_workers_representative.docx
@@ -2267,18 +2267,22 @@
       <w:spacing w:before="60" w:after="0"/>
       <w:ind w:hanging="0" w:left="0"/>
       <w:jc w:val="center"/>
-      <w:rPr/>
+      <w:rPr>
+        <w:color w:val="7A7A7A"/>
+        <w:sz w:val="15"/>
+        <w:szCs w:val="15"/>
+      </w:rPr>
     </w:pPr>
     <w:r>
       <w:rPr>
         <w:rStyle w:val="PageNumber"/>
         <w:rFonts w:eastAsia="Arial" w:cs="Arial" w:ascii="Arial" w:hAnsi="Arial"/>
         <w:b w:val="false"/>
-        <w:color w:val="auto"/>
+        <w:color w:val="7A7A7A"/>
         <w:spacing w:val="0"/>
         <w:w w:val="100"/>
-        <w:sz w:val="16"/>
-        <w:szCs w:val="16"/>
+        <w:sz w:val="15"/>
+        <w:szCs w:val="15"/>
         <w:lang w:val="ro-RO"/>
       </w:rPr>
       <w:t>{{#branding}}Document generat cu SSM Ușor · ssmusor.ro{{/branding}}</w:t>
@@ -2295,18 +2299,22 @@
       <w:spacing w:before="60" w:after="0"/>
       <w:ind w:hanging="0" w:left="0"/>
       <w:jc w:val="center"/>
-      <w:rPr/>
+      <w:rPr>
+        <w:color w:val="7A7A7A"/>
+        <w:sz w:val="15"/>
+        <w:szCs w:val="15"/>
+      </w:rPr>
     </w:pPr>
     <w:r>
       <w:rPr>
         <w:rStyle w:val="PageNumber"/>
         <w:rFonts w:eastAsia="Arial" w:cs="Arial" w:ascii="Arial" w:hAnsi="Arial"/>
         <w:b w:val="false"/>
-        <w:color w:val="auto"/>
+        <w:color w:val="7A7A7A"/>
         <w:spacing w:val="0"/>
         <w:w w:val="100"/>
-        <w:sz w:val="16"/>
-        <w:szCs w:val="16"/>
+        <w:sz w:val="15"/>
+        <w:szCs w:val="15"/>
         <w:lang w:val="ro-RO"/>
       </w:rPr>
       <w:t>{{#branding}}Document generat cu SSM Ușor · ssmusor.ro{{/branding}}</w:t>
@@ -2323,18 +2331,22 @@
       <w:spacing w:before="60" w:after="0"/>
       <w:ind w:hanging="0" w:left="0"/>
       <w:jc w:val="center"/>
-      <w:rPr/>
+      <w:rPr>
+        <w:color w:val="7A7A7A"/>
+        <w:sz w:val="15"/>
+        <w:szCs w:val="15"/>
+      </w:rPr>
     </w:pPr>
     <w:r>
       <w:rPr>
         <w:rStyle w:val="PageNumber"/>
         <w:rFonts w:eastAsia="Arial" w:cs="Arial" w:ascii="Arial" w:hAnsi="Arial"/>
         <w:b w:val="false"/>
-        <w:color w:val="auto"/>
+        <w:color w:val="7A7A7A"/>
         <w:spacing w:val="0"/>
         <w:w w:val="100"/>
-        <w:sz w:val="16"/>
-        <w:szCs w:val="16"/>
+        <w:sz w:val="15"/>
+        <w:szCs w:val="15"/>
         <w:lang w:val="ro-RO"/>
       </w:rPr>
       <w:t>{{#branding}}Document generat cu SSM Ușor · ssmusor.ro{{/branding}}</w:t>

--- a/packages/document-engine/templates/1.5_decision_workers_representative.docx
+++ b/packages/document-engine/templates/1.5_decision_workers_representative.docx
@@ -5,7 +5,7 @@
     <w:p>
       <w:pPr>
         <w:pStyle w:val="Heading7"/>
-        <w:keepNext w:val="true"/>
+        <w:keepNext w:val="false"/>
         <w:widowControl/>
         <w:numPr>
           <w:ilvl w:val="6"/>

--- a/packages/document-engine/templates/1.5_decision_workers_representative.docx
+++ b/packages/document-engine/templates/1.5_decision_workers_representative.docx
@@ -62,7 +62,7 @@
           <w:szCs w:val="20"/>
           <w:lang w:val="ro-RO"/>
         </w:rPr>
-        <w:t>Nr.: {{decisionNumber}} SSM Din: {{issueDate}}</w:t>
+        <w:t>Nr. {{decisionNumber}} SSM din {{issueDate}}</w:t>
       </w:r>
     </w:p>
     <w:p>
@@ -1402,7 +1402,7 @@
           <w:szCs w:val="20"/>
           <w:lang w:val="ro-RO"/>
         </w:rPr>
-        <w:t>mnată confirmă că a luat cunoștință de prezenta decizie și se obligă să respecte întocmai obligațiile, atribuțiile și răspunderile ce reies din decizia Nr. {{decisionNumber}} SSM din {{issueDate}}</w:t>
+        <w:t>mnată confirmă că a luat cunoștință de prezenta decizie și se obligă să respecte întocmai obligațiile, atribuțiile și răspunderile ce reies din decizia Nr. {{decisionNumber}} SSM din {{issueDate}}.</w:t>
       </w:r>
     </w:p>
     <w:tbl>
@@ -2640,8 +2640,8 @@
       <w:rPr>
         <w:rFonts w:ascii="Arial" w:hAnsi="Arial" w:cs="Arial"/>
         <w:b/>
-        <w:sz w:val="18"/>
-        <w:szCs w:val="18"/>
+        <w:sz w:val="20"/>
+        <w:szCs w:val="20"/>
       </w:rPr>
     </w:lvl>
     <w:lvl w:ilvl="1">

--- a/packages/document-engine/templates/1.5_decision_workers_representative.docx
+++ b/packages/document-engine/templates/1.5_decision_workers_representative.docx
@@ -5,7 +5,7 @@
     <w:p>
       <w:pPr>
         <w:pStyle w:val="Heading7"/>
-        <w:keepNext w:val="false"/>
+        <w:keepNext/>
         <w:widowControl/>
         <w:numPr>
           <w:ilvl w:val="6"/>
@@ -38,6 +38,7 @@
     <w:p>
       <w:pPr>
         <w:pStyle w:val="Heading7"/>
+        <w:keepNext w:val="false"/>
         <w:widowControl/>
         <w:numPr>
           <w:ilvl w:val="6"/>
@@ -337,6 +338,7 @@
     <w:p>
       <w:pPr>
         <w:pStyle w:val="Normal"/>
+        <w:keepNext/>
         <w:widowControl/>
         <w:numPr>
           <w:ilvl w:val="0"/>
@@ -751,6 +753,7 @@
     <w:p>
       <w:pPr>
         <w:pStyle w:val="Normal"/>
+        <w:keepNext/>
         <w:widowControl/>
         <w:numPr>
           <w:ilvl w:val="0"/>
@@ -1033,6 +1036,7 @@
     <w:p>
       <w:pPr>
         <w:pStyle w:val="Normal"/>
+        <w:keepNext/>
         <w:widowControl/>
         <w:numPr>
           <w:ilvl w:val="0"/>

--- a/packages/document-engine/templates/1.5_decision_workers_representative.docx
+++ b/packages/document-engine/templates/1.5_decision_workers_representative.docx
@@ -251,7 +251,7 @@
           <w:szCs w:val="20"/>
           <w:lang w:val="ro-RO"/>
         </w:rPr>
-        <w:t xml:space="preserve">, conform celor stabilite prin « Regulamentul intern de organizare și funcționare al </w:t>
+        <w:t xml:space="preserve">, conform celor stabilite prin « Regulamentul intern de organizare și funcționare al {{client.legalName}} »</w:t>
       </w:r>
       <w:r>
         <w:rPr>
@@ -264,7 +264,7 @@
           <w:szCs w:val="20"/>
           <w:lang w:val="ro-RO"/>
         </w:rPr>
-        <w:t>{{client.legalName}}</w:t>
+        <w:t xml:space="preserve"/>
       </w:r>
       <w:r>
         <w:rPr>
@@ -277,7 +277,7 @@
           <w:szCs w:val="20"/>
           <w:lang w:val="ro-RO"/>
         </w:rPr>
-        <w:t xml:space="preserve"> ».</w:t>
+        <w:t xml:space="preserve">.</w:t>
       </w:r>
     </w:p>
     <w:p>
@@ -365,7 +365,7 @@
           <w:szCs w:val="20"/>
           <w:lang w:val="ro-RO"/>
         </w:rPr>
-        <w:t xml:space="preserve">Numărul de reprezentanți ai lucrătorilor cu răspunderi specifice în domeniul securității și sănătății va fi stabilit prin </w:t>
+        <w:t xml:space="preserve">Numărul de reprezentanți ai lucrătorilor cu răspunderi specifice în domeniul securității și sănătății va fi stabilit prin « Regulamentul intern de organizare și funcționare al {{client.legalName}} »</w:t>
       </w:r>
       <w:r>
         <w:rPr>
@@ -378,7 +378,7 @@
           <w:szCs w:val="20"/>
           <w:lang w:val="ro-RO"/>
         </w:rPr>
-        <w:t xml:space="preserve">« Regulamentul intern de organizare și funcționare al </w:t>
+        <w:t xml:space="preserve"/>
       </w:r>
       <w:r>
         <w:rPr>
@@ -391,7 +391,7 @@
           <w:szCs w:val="20"/>
           <w:lang w:val="ro-RO"/>
         </w:rPr>
-        <w:t>{{client.legalName}}</w:t>
+        <w:t xml:space="preserve"/>
       </w:r>
       <w:r>
         <w:rPr>
@@ -404,7 +404,7 @@
           <w:szCs w:val="20"/>
           <w:lang w:val="ro-RO"/>
         </w:rPr>
-        <w:t xml:space="preserve"> » </w:t>
+        <w:t xml:space="preserve"> </w:t>
       </w:r>
       <w:r>
         <w:rPr>
@@ -1061,7 +1061,7 @@
           <w:szCs w:val="20"/>
           <w:lang w:val="ro-RO"/>
         </w:rPr>
-        <w:t xml:space="preserve">Conform alegerii făcute de către lucrătorii angajați în cadrul {{client.legalName}}, conform cu prevederile din </w:t>
+        <w:t xml:space="preserve">Conform alegerii făcute de către lucrătorii angajați în cadrul {{client.legalName}}, conform cu prevederile din « Regulamentul intern de organizare și funcționare al {{client.legalName}} »</w:t>
       </w:r>
       <w:r>
         <w:rPr>
@@ -1074,7 +1074,7 @@
           <w:szCs w:val="20"/>
           <w:lang w:val="ro-RO"/>
         </w:rPr>
-        <w:t xml:space="preserve">« Regulamentul intern de organizare și funcționare al </w:t>
+        <w:t xml:space="preserve"/>
       </w:r>
       <w:r>
         <w:rPr>
@@ -1087,7 +1087,7 @@
           <w:szCs w:val="20"/>
           <w:lang w:val="ro-RO"/>
         </w:rPr>
-        <w:t>{{client.legalName}}</w:t>
+        <w:t xml:space="preserve"/>
       </w:r>
       <w:r>
         <w:rPr>
@@ -1100,7 +1100,7 @@
           <w:szCs w:val="20"/>
           <w:lang w:val="ro-RO"/>
         </w:rPr>
-        <w:t xml:space="preserve"> » cu privire la alegerea și desemnarea lucrătorilor cu răspunderi specifice în domeniul securității și sănătății în muncă, </w:t>
+        <w:t xml:space="preserve"> cu privire la alegerea și desemnarea lucrătorilor cu răspunderi specifice în domeniul securității și sănătății în muncă, </w:t>
       </w:r>
       <w:r>
         <w:rPr>
@@ -1638,7 +1638,7 @@
       </w:tr>
       <w:tr>
         <w:trPr>
-          <w:trHeight w:val="290" w:hRule="atLeast"/>
+          <w:trHeight w:val="360" w:hRule="atLeast"/>
         </w:trPr>
         <w:tc>
           <w:tcPr>
@@ -1834,7 +1834,7 @@
       </w:tr>
       <w:tr>
         <w:trPr>
-          <w:trHeight w:val="290" w:hRule="atLeast"/>
+          <w:trHeight w:val="360" w:hRule="atLeast"/>
         </w:trPr>
         <w:tc>
           <w:tcPr>
@@ -2029,7 +2029,7 @@
       </w:tr>
       <w:tr>
         <w:trPr>
-          <w:trHeight w:val="290" w:hRule="atLeast"/>
+          <w:trHeight w:val="360" w:hRule="atLeast"/>
         </w:trPr>
         <w:tc>
           <w:tcPr>

--- a/packages/document-engine/templates/1.5_decision_workers_representative.docx
+++ b/packages/document-engine/templates/1.5_decision_workers_representative.docx
@@ -1206,7 +1206,7 @@
           <w:szCs w:val="20"/>
           <w:lang w:val="ro-RO"/>
         </w:rPr>
-        <w:t>{{name}}, având funcția de {{jobTitle}};</w:t>
+        <w:t>{{name}}, având funcția de {{jobTitle}}.</w:t>
       </w:r>
     </w:p>
     <w:p>

--- a/packages/document-engine/templates/1.5_decision_workers_representative.docx
+++ b/packages/document-engine/templates/1.5_decision_workers_representative.docx
@@ -791,7 +791,7 @@
           <w:szCs w:val="20"/>
           <w:lang w:val="ro-RO"/>
         </w:rPr>
-        <w:t xml:space="preserve">reprezentanții lucrătorilor cu răspunderi specifice în domeniul securității și sănătății în muncă </w:t>
+        <w:t xml:space="preserve">reprezentanții lucrătorilor cu răspunderi specifice în domeniul securității și sănătății în muncă, </w:t>
       </w:r>
       <w:r>
         <w:rPr>
@@ -1352,7 +1352,7 @@
           <w:szCs w:val="20"/>
           <w:lang w:val="ro-RO"/>
         </w:rPr>
-        <w:t>PROCES VERBAL DE LUARE LA CUNOȘTINȚĂ</w:t>
+        <w:t xml:space="preserve">PROCES-VERBAL DE LUARE LA CUNOȘTINȚĂ</w:t>
       </w:r>
     </w:p>
     <w:p>

--- a/packages/document-engine/templates/1.5_decision_workers_representative.docx
+++ b/packages/document-engine/templates/1.5_decision_workers_representative.docx
@@ -478,7 +478,7 @@
           <w:szCs w:val="20"/>
           <w:lang w:val="ro-RO"/>
         </w:rPr>
-        <w:t xml:space="preserve">un reprezentant, în cazul în care </w:t>
+        <w:t xml:space="preserve">cel puțin un reprezentant, în cazul în care </w:t>
       </w:r>
       <w:r>
         <w:rPr>
@@ -569,7 +569,7 @@
           <w:szCs w:val="20"/>
           <w:lang w:val="ro-RO"/>
         </w:rPr>
-        <w:t xml:space="preserve">doi reprezentanți, în cazul în care </w:t>
+        <w:t xml:space="preserve">cel puțin doi reprezentanți, în cazul în care </w:t>
       </w:r>
       <w:r>
         <w:rPr>

--- a/packages/document-engine/templates/1.5_decision_workers_representative.docx
+++ b/packages/document-engine/templates/1.5_decision_workers_representative.docx
@@ -117,7 +117,7 @@
           <w:szCs w:val="20"/>
           <w:lang w:val="ro-RO"/>
         </w:rPr>
-        <w:t>tiveName}} în c</w:t>
+        <w:t xml:space="preserve">tiveName}}, în c</w:t>
       </w:r>
       <w:r>
         <w:rPr>
@@ -1124,7 +1124,7 @@
           <w:szCs w:val="20"/>
           <w:lang w:val="ro-RO"/>
         </w:rPr>
-        <w:t xml:space="preserve">tiveName}} având </w:t>
+        <w:t xml:space="preserve">tiveName}}, având </w:t>
       </w:r>
       <w:r>
         <w:rPr>

--- a/packages/document-engine/templates/1.5_decision_workers_representative.docx
+++ b/packages/document-engine/templates/1.5_decision_workers_representative.docx
@@ -93,7 +93,7 @@
           <w:szCs w:val="20"/>
           <w:lang w:val="ro-RO"/>
         </w:rPr>
-        <w:t xml:space="preserve">În baza prevederilor legale în domeniul securității și sănătății în muncă din Legea 319/ 2006 Art. 18 și din H.G. 1425/ 2006 Art. 52 – 56, Art. 57, alin. (5), </w:t>
+        <w:t xml:space="preserve">În baza prevederilor legale în domeniul securității și sănătății în muncă din Legea 319/ 2006 Art. 18 și din H.G. 1425/ 2006 Art. 52 – 56, Art. 57 alin. (5), </w:t>
       </w:r>
       <w:r>
         <w:rPr>
@@ -320,7 +320,7 @@
           <w:szCs w:val="20"/>
           <w:lang w:val="ro-RO"/>
         </w:rPr>
-        <w:t>Art. 5, lit. d)</w:t>
+        <w:t>Art. 5 lit. d)</w:t>
       </w:r>
       <w:r>
         <w:rPr>
@@ -1052,103 +1052,13 @@
       </w:pPr>
       <w:r>
         <w:rPr>
-          <w:rStyle w:val="tpa1"/>
-          <w:rFonts w:eastAsia="Arial" w:cs="Arial" w:ascii="Arial" w:hAnsi="Arial"/>
-          <w:color w:val="auto"/>
-          <w:spacing w:val="0"/>
-          <w:w w:val="100"/>
-          <w:sz w:val="20"/>
-          <w:szCs w:val="20"/>
-          <w:lang w:val="ro-RO"/>
-        </w:rPr>
-        <w:t xml:space="preserve">Conform alegerii făcute de către lucrătorii angajați în cadrul {{client.legalName}}, conform cu prevederile din « Regulamentul intern de organizare și funcționare al {{client.legalName}} »</w:t>
-      </w:r>
-      <w:r>
-        <w:rPr>
-          <w:rStyle w:val="tpa1"/>
-          <w:rFonts w:eastAsia="Arial" w:cs="Arial" w:ascii="Arial" w:hAnsi="Arial"/>
-          <w:color w:val="auto"/>
-          <w:spacing w:val="0"/>
-          <w:w w:val="100"/>
-          <w:sz w:val="20"/>
-          <w:szCs w:val="20"/>
-          <w:lang w:val="ro-RO"/>
-        </w:rPr>
-        <w:t xml:space="preserve"/>
-      </w:r>
-      <w:r>
-        <w:rPr>
-          <w:rStyle w:val="tpa1"/>
-          <w:rFonts w:eastAsia="Arial" w:cs="Arial" w:ascii="Arial" w:hAnsi="Arial"/>
-          <w:color w:val="auto"/>
-          <w:spacing w:val="0"/>
-          <w:w w:val="100"/>
-          <w:sz w:val="20"/>
-          <w:szCs w:val="20"/>
-          <w:lang w:val="ro-RO"/>
-        </w:rPr>
-        <w:t xml:space="preserve"/>
-      </w:r>
-      <w:r>
-        <w:rPr>
-          <w:rStyle w:val="tpa1"/>
-          <w:rFonts w:eastAsia="Arial" w:cs="Arial" w:ascii="Arial" w:hAnsi="Arial"/>
-          <w:color w:val="auto"/>
-          <w:spacing w:val="0"/>
-          <w:w w:val="100"/>
-          <w:sz w:val="20"/>
-          <w:szCs w:val="20"/>
-          <w:lang w:val="ro-RO"/>
-        </w:rPr>
-        <w:t xml:space="preserve"> cu privire la alegerea și desemnarea lucrătorilor cu răspunderi specifice în domeniul securității și sănătății în muncă, </w:t>
-      </w:r>
-      <w:r>
-        <w:rPr>
-          <w:rFonts w:eastAsia="Arial" w:cs="Arial" w:ascii="Arial" w:hAnsi="Arial"/>
-          <w:color w:val="auto"/>
-          <w:spacing w:val="0"/>
-          <w:w w:val="100"/>
-          <w:sz w:val="20"/>
-          <w:szCs w:val="20"/>
-          <w:lang w:val="ro-RO"/>
-        </w:rPr>
-        <w:t>{{client.representa</w:t>
-      </w:r>
-      <w:r>
-        <w:rPr>
-          <w:rFonts w:eastAsia="Arial" w:cs="Arial" w:ascii="Arial" w:hAnsi="Arial"/>
-          <w:color w:val="auto"/>
-          <w:spacing w:val="0"/>
-          <w:w w:val="100"/>
-          <w:sz w:val="20"/>
-          <w:szCs w:val="20"/>
-          <w:lang w:val="ro-RO"/>
-        </w:rPr>
-        <w:t xml:space="preserve">tiveName}}, având </w:t>
-      </w:r>
-      <w:r>
-        <w:rPr>
-          <w:rFonts w:eastAsia="Arial" w:cs="Arial" w:ascii="Arial" w:hAnsi="Arial"/>
-          <w:color w:val="auto"/>
-          <w:spacing w:val="0"/>
-          <w:w w:val="100"/>
-          <w:sz w:val="20"/>
-          <w:szCs w:val="20"/>
-          <w:lang w:val="ro-RO"/>
-        </w:rPr>
-        <w:t>funcția de {{client.representativeRole}}</w:t>
-      </w:r>
-      <w:r>
-        <w:rPr>
-          <w:rFonts w:eastAsia="Arial" w:cs="Arial" w:ascii="Arial" w:hAnsi="Arial"/>
-          <w:color w:val="auto"/>
-          <w:spacing w:val="0"/>
-          <w:w w:val="100"/>
-          <w:sz w:val="20"/>
-          <w:szCs w:val="20"/>
-          <w:lang w:val="ro-RO"/>
-        </w:rPr>
-        <w:t xml:space="preserve"> în cadrul {{client.legalName}}, începând cu data de {{issueDate}}, desemnează în funcția de reprezentant al lucrătorilor cu răspunderi specifice în domeniul securității și sănătății în muncă pe {{workersRepresentativesLead}}:</w:t>
+          <w:rFonts w:ascii="Arial" w:hAnsi="Arial" w:cs="Arial" w:eastAsia="Arial"/>
+          <w:color w:val="auto"/>
+          <w:sz w:val="20"/>
+          <w:szCs w:val="20"/>
+          <w:lang w:val="ro-RO"/>
+        </w:rPr>
+        <w:t xml:space="preserve">Ca urmare a alegerii făcute de lucrătorii angajați în cadrul {{client.legalName}}, potrivit prevederilor « Regulamentului intern de organizare și funcționare al {{client.legalName}} » privind alegerea și desemnarea reprezentanților lucrătorilor cu răspunderi specifice în domeniul securității și sănătății în muncă, {{client.representativeName}}, având funcția de {{client.representativeRole}} în cadrul {{client.legalName}}, începând cu data de {{issueDate}}, desemnează în funcția de reprezentant al lucrătorilor cu răspunderi specifice în domeniul securității și sănătății în muncă pe {{workersRepresentativesLead}}:</w:t>
       </w:r>
     </w:p>
     <w:p>

--- a/packages/document-engine/templates/1.5_decision_workers_representative.docx
+++ b/packages/document-engine/templates/1.5_decision_workers_representative.docx
@@ -93,19 +93,19 @@
           <w:szCs w:val="20"/>
           <w:lang w:val="ro-RO"/>
         </w:rPr>
-        <w:t xml:space="preserve">În baza prevederilor legale în domeniul securității și sănătății în muncă din Legea 319/ 2006 Art. 18 și din H.G. 1425/ 2006 Art. 52 – 56, Art. 57 alin. (5), </w:t>
-      </w:r>
-      <w:r>
-        <w:rPr>
-          <w:rFonts w:eastAsia="Arial" w:cs="Arial" w:ascii="Arial" w:hAnsi="Arial"/>
-          <w:color w:val="auto"/>
-          <w:spacing w:val="0"/>
-          <w:w w:val="100"/>
-          <w:sz w:val="20"/>
-          <w:szCs w:val="20"/>
-          <w:lang w:val="ro-RO"/>
-        </w:rPr>
-        <w:t>{{client.representa</w:t>
+        <w:t xml:space="preserve">În baza prevederilor legale în domeniul securității și sănătății în muncă din Legea 319/2006 – Art. 18 și din H.G. 1425/2006 – Art. 52 – 56, Art. 57 alin. (5), </w:t>
+      </w:r>
+      <w:r>
+        <w:rPr>
+          <w:rFonts w:eastAsia="Arial" w:cs="Arial" w:ascii="Arial" w:hAnsi="Arial"/>
+          <w:color w:val="auto"/>
+          <w:spacing w:val="0"/>
+          <w:w w:val="100"/>
+          <w:sz w:val="20"/>
+          <w:szCs w:val="20"/>
+          <w:lang w:val="ro-RO"/>
+        </w:rPr>
+        <w:t xml:space="preserve">{{client.representa</w:t>
       </w:r>
       <w:r>
         <w:rPr>
@@ -129,7 +129,7 @@
           <w:szCs w:val="20"/>
           <w:lang w:val="ro-RO"/>
         </w:rPr>
-        <w:t>alitate de {{client.representativeRole}}</w:t>
+        <w:t xml:space="preserve">alitate de {{client.representativeRole}}</w:t>
       </w:r>
       <w:r>
         <w:rPr>
@@ -307,7 +307,7 @@
           <w:szCs w:val="20"/>
           <w:lang w:val="ro-RO"/>
         </w:rPr>
-        <w:t xml:space="preserve">În sensul Legii 319/ 2006, </w:t>
+        <w:t xml:space="preserve">În sensul Legii 319/2006 – </w:t>
       </w:r>
       <w:r>
         <w:rPr>
@@ -320,19 +320,19 @@
           <w:szCs w:val="20"/>
           <w:lang w:val="ro-RO"/>
         </w:rPr>
-        <w:t>Art. 5 lit. d)</w:t>
-      </w:r>
-      <w:r>
-        <w:rPr>
-          <w:rFonts w:eastAsia="Arial" w:cs="Arial" w:ascii="Arial" w:hAnsi="Arial"/>
-          <w:color w:val="auto"/>
-          <w:spacing w:val="0"/>
-          <w:w w:val="100"/>
-          <w:sz w:val="20"/>
-          <w:szCs w:val="20"/>
-          <w:lang w:val="ro-RO"/>
-        </w:rPr>
-        <w:t>, termenul de reprezentant al lucrătorilor cu răspunderi specifice în domeniul securității și sănătății lucrătorilor are următorul înțeles: persoana aleasă, selectată sau desemnată de lucrători, în conformitate cu prevederile legale, să îi reprezinte pe aceștia în ceea ce privește problemele referitoare la protecția securității și sănătății lucrătorilor în muncă.</w:t>
+        <w:t xml:space="preserve">Art. 5 lit. d)</w:t>
+      </w:r>
+      <w:r>
+        <w:rPr>
+          <w:rFonts w:eastAsia="Arial" w:cs="Arial" w:ascii="Arial" w:hAnsi="Arial"/>
+          <w:color w:val="auto"/>
+          <w:spacing w:val="0"/>
+          <w:w w:val="100"/>
+          <w:sz w:val="20"/>
+          <w:szCs w:val="20"/>
+          <w:lang w:val="ro-RO"/>
+        </w:rPr>
+        <w:t xml:space="preserve">, termenul de reprezentant al lucrătorilor cu răspunderi specifice în domeniul securității și sănătății lucrătorilor are următorul înțeles: persoana aleasă, selectată sau desemnată de lucrători, în conformitate cu prevederile legale, să îi reprezinte pe aceștia în ceea ce privește problemele referitoare la protecția securității și sănătății lucrătorilor în muncă.</w:t>
       </w:r>
     </w:p>
     <w:p>

--- a/packages/document-engine/templates/1.5_decision_workers_representative.docx
+++ b/packages/document-engine/templates/1.5_decision_workers_representative.docx
@@ -2451,8 +2451,8 @@
       <w:rPr>
         <w:b/>
         <w:i w:val="false"/>
-        <w:sz w:val="18"/>
-        <w:szCs w:val="18"/>
+        <w:sz w:val="20"/>
+        <w:szCs w:val="20"/>
       </w:rPr>
     </w:lvl>
     <w:lvl w:ilvl="3">
@@ -2792,8 +2792,8 @@
         <w:rFonts w:ascii="Arial" w:hAnsi="Arial" w:cs="Arial"/>
         <w:b/>
         <w:i w:val="false"/>
-        <w:sz w:val="18"/>
-        <w:szCs w:val="18"/>
+        <w:sz w:val="20"/>
+        <w:szCs w:val="20"/>
         <w:lang w:val="it-IT"/>
       </w:rPr>
     </w:lvl>

--- a/packages/document-engine/templates/1.5_decision_workers_representative.docx
+++ b/packages/document-engine/templates/1.5_decision_workers_representative.docx
@@ -1262,7 +1262,7 @@
           <w:szCs w:val="20"/>
           <w:lang w:val="ro-RO"/>
         </w:rPr>
-        <w:t xml:space="preserve">PROCES-VERBAL DE LUARE LA CUNOȘTINȚĂ</w:t>
+        <w:t xml:space="preserve">PROCES-VERBAL DE LUARE DE CUNOȘTINȚĂ</w:t>
       </w:r>
     </w:p>
     <w:p>
@@ -1316,7 +1316,7 @@
           <w:szCs w:val="20"/>
           <w:lang w:val="ro-RO"/>
         </w:rPr>
-        <w:t>mnată confirmă că a luat cunoștință de prezenta decizie și se obligă să respecte întocmai obligațiile, atribuțiile și răspunderile ce reies din decizia Nr. {{decisionNumber}} SSM din {{issueDate}}.</w:t>
+        <w:t>mnată confirmă că a luat cunoștință de prezenta decizie și se obligă să respecte întocmai obligațiile, atribuțiile și răspunderile ce reies din decizia {{client.legalName}} nr. {{decisionNumber}} SSM din {{issueDate}}.</w:t>
       </w:r>
     </w:p>
     <w:tbl>
